--- a/LAB3/LAB3_1150080159-Nguyễn Thị Anh Thư.docx
+++ b/LAB3/LAB3_1150080159-Nguyễn Thị Anh Thư.docx
@@ -30,6 +30,32 @@
     </w:p>
     <w:p>
       <w:pPr>
+        <w:rPr>
+          <w:rFonts w:ascii="Times New Roman" w:hAnsi="Times New Roman" w:cs="Times New Roman"/>
+        </w:rPr>
+      </w:pPr>
+      <w:r>
+        <w:rPr>
+          <w:rFonts w:ascii="Times New Roman" w:hAnsi="Times New Roman" w:cs="Times New Roman"/>
+        </w:rPr>
+        <w:t>Môi trường thực hành: VM Ware pro 17.6.4, Win11</w:t>
+      </w:r>
+    </w:p>
+    <w:p>
+      <w:pPr>
+        <w:rPr>
+          <w:rFonts w:ascii="Times New Roman" w:hAnsi="Times New Roman" w:cs="Times New Roman"/>
+        </w:rPr>
+      </w:pPr>
+      <w:r>
+        <w:rPr>
+          <w:rFonts w:ascii="Times New Roman" w:hAnsi="Times New Roman" w:cs="Times New Roman"/>
+        </w:rPr>
+        <w:t>https://www.youtube.com/@anhthuhcmunre</w:t>
+      </w:r>
+    </w:p>
+    <w:p>
+      <w:pPr>
         <w:jc w:val="center"/>
         <w:rPr>
           <w:rFonts w:ascii="Times New Roman" w:hAnsi="Times New Roman" w:cs="Times New Roman"/>
@@ -70,6 +96,1950 @@
           <w:szCs w:val="36"/>
         </w:rPr>
         <w:t>NHẬN DIỆN VÀ ỨNG PHÓ CÁC MỐI ĐE DỌA ĐẾN AN TOÀN THÔNG TIN</w:t>
+      </w:r>
+    </w:p>
+    <w:p>
+      <w:pPr>
+        <w:rPr>
+          <w:rFonts w:ascii="Times New Roman" w:hAnsi="Times New Roman" w:cs="Times New Roman"/>
+          <w:b/>
+          <w:bCs/>
+          <w:sz w:val="26"/>
+          <w:szCs w:val="26"/>
+        </w:rPr>
+      </w:pPr>
+      <w:r>
+        <w:rPr>
+          <w:rFonts w:ascii="Times New Roman" w:hAnsi="Times New Roman" w:cs="Times New Roman"/>
+          <w:b/>
+          <w:bCs/>
+          <w:sz w:val="26"/>
+          <w:szCs w:val="26"/>
+        </w:rPr>
+        <w:t>0. Baseline trước khi tạo tình huống</w:t>
+      </w:r>
+    </w:p>
+    <w:p>
+      <w:pPr>
+        <w:jc w:val="center"/>
+        <w:rPr>
+          <w:rFonts w:ascii="Times New Roman" w:hAnsi="Times New Roman" w:cs="Times New Roman"/>
+          <w:b/>
+          <w:bCs/>
+          <w:sz w:val="36"/>
+          <w:szCs w:val="36"/>
+        </w:rPr>
+      </w:pPr>
+      <w:r>
+        <w:rPr>
+          <w:noProof/>
+        </w:rPr>
+        <w:drawing>
+          <wp:inline distT="0" distB="0" distL="0" distR="0" wp14:anchorId="57D3AEAC" wp14:editId="1D99AB29">
+            <wp:extent cx="5943600" cy="2886710"/>
+            <wp:effectExtent l="0" t="0" r="0" b="8890"/>
+            <wp:docPr id="2019197712" name="Picture 1"/>
+            <wp:cNvGraphicFramePr>
+              <a:graphicFrameLocks xmlns:a="http://schemas.openxmlformats.org/drawingml/2006/main" noChangeAspect="1"/>
+            </wp:cNvGraphicFramePr>
+            <a:graphic xmlns:a="http://schemas.openxmlformats.org/drawingml/2006/main">
+              <a:graphicData uri="http://schemas.openxmlformats.org/drawingml/2006/picture">
+                <pic:pic xmlns:pic="http://schemas.openxmlformats.org/drawingml/2006/picture">
+                  <pic:nvPicPr>
+                    <pic:cNvPr id="2019197712" name=""/>
+                    <pic:cNvPicPr/>
+                  </pic:nvPicPr>
+                  <pic:blipFill>
+                    <a:blip r:embed="rId5"/>
+                    <a:stretch>
+                      <a:fillRect/>
+                    </a:stretch>
+                  </pic:blipFill>
+                  <pic:spPr>
+                    <a:xfrm>
+                      <a:off x="0" y="0"/>
+                      <a:ext cx="5943600" cy="2886710"/>
+                    </a:xfrm>
+                    <a:prstGeom prst="rect">
+                      <a:avLst/>
+                    </a:prstGeom>
+                  </pic:spPr>
+                </pic:pic>
+              </a:graphicData>
+            </a:graphic>
+          </wp:inline>
+        </w:drawing>
+      </w:r>
+    </w:p>
+    <w:p>
+      <w:pPr>
+        <w:jc w:val="center"/>
+        <w:rPr>
+          <w:rFonts w:ascii="Times New Roman" w:hAnsi="Times New Roman" w:cs="Times New Roman"/>
+          <w:sz w:val="26"/>
+          <w:szCs w:val="26"/>
+        </w:rPr>
+      </w:pPr>
+      <w:r>
+        <w:rPr>
+          <w:rFonts w:ascii="Times New Roman" w:hAnsi="Times New Roman" w:cs="Times New Roman"/>
+          <w:sz w:val="26"/>
+          <w:szCs w:val="26"/>
+        </w:rPr>
+        <w:t>H3_Baseline_Defender_Firewall</w:t>
+      </w:r>
+    </w:p>
+    <w:p>
+      <w:pPr>
+        <w:rPr>
+          <w:rFonts w:ascii="Times New Roman" w:hAnsi="Times New Roman" w:cs="Times New Roman"/>
+          <w:b/>
+          <w:bCs/>
+          <w:sz w:val="26"/>
+          <w:szCs w:val="26"/>
+        </w:rPr>
+      </w:pPr>
+    </w:p>
+    <w:p>
+      <w:pPr>
+        <w:pStyle w:val="Heading1"/>
+        <w:rPr>
+          <w:rFonts w:ascii="Times New Roman" w:hAnsi="Times New Roman" w:cs="Times New Roman"/>
+          <w:b/>
+          <w:bCs/>
+          <w:color w:val="auto"/>
+          <w:sz w:val="26"/>
+          <w:szCs w:val="26"/>
+        </w:rPr>
+      </w:pPr>
+      <w:r>
+        <w:rPr>
+          <w:rFonts w:ascii="Times New Roman" w:hAnsi="Times New Roman" w:cs="Times New Roman"/>
+          <w:b/>
+          <w:bCs/>
+          <w:color w:val="auto"/>
+          <w:sz w:val="26"/>
+          <w:szCs w:val="26"/>
+        </w:rPr>
+        <w:t>1. Tình huống 1 – Xác định tài sản, lỗ hổng, mối đe dọa và rủi ro</w:t>
+      </w:r>
+    </w:p>
+    <w:tbl>
+      <w:tblPr>
+        <w:tblStyle w:val="TableGrid"/>
+        <w:tblW w:w="0" w:type="auto"/>
+        <w:tblLook w:val="04A0" w:firstRow="1" w:lastRow="0" w:firstColumn="1" w:lastColumn="0" w:noHBand="0" w:noVBand="1"/>
+      </w:tblPr>
+      <w:tblGrid>
+        <w:gridCol w:w="1854"/>
+        <w:gridCol w:w="1859"/>
+        <w:gridCol w:w="1867"/>
+        <w:gridCol w:w="1850"/>
+        <w:gridCol w:w="1920"/>
+      </w:tblGrid>
+      <w:tr>
+        <w:tc>
+          <w:tcPr>
+            <w:tcW w:w="1870" w:type="dxa"/>
+            <w:vAlign w:val="center"/>
+          </w:tcPr>
+          <w:p>
+            <w:pPr>
+              <w:rPr>
+                <w:rFonts w:ascii="Times New Roman" w:hAnsi="Times New Roman" w:cs="Times New Roman"/>
+                <w:b/>
+                <w:bCs/>
+                <w:sz w:val="26"/>
+                <w:szCs w:val="26"/>
+              </w:rPr>
+            </w:pPr>
+            <w:r>
+              <w:rPr>
+                <w:rFonts w:ascii="Times New Roman" w:hAnsi="Times New Roman" w:cs="Times New Roman"/>
+                <w:b/>
+                <w:bCs/>
+                <w:sz w:val="26"/>
+                <w:szCs w:val="26"/>
+              </w:rPr>
+              <w:t>Tài sản</w:t>
+            </w:r>
+          </w:p>
+        </w:tc>
+        <w:tc>
+          <w:tcPr>
+            <w:tcW w:w="1870" w:type="dxa"/>
+            <w:vAlign w:val="center"/>
+          </w:tcPr>
+          <w:p>
+            <w:pPr>
+              <w:rPr>
+                <w:rFonts w:ascii="Times New Roman" w:hAnsi="Times New Roman" w:cs="Times New Roman"/>
+                <w:b/>
+                <w:bCs/>
+                <w:sz w:val="26"/>
+                <w:szCs w:val="26"/>
+              </w:rPr>
+            </w:pPr>
+            <w:r>
+              <w:rPr>
+                <w:rFonts w:ascii="Times New Roman" w:hAnsi="Times New Roman" w:cs="Times New Roman"/>
+                <w:b/>
+                <w:bCs/>
+                <w:sz w:val="26"/>
+                <w:szCs w:val="26"/>
+              </w:rPr>
+              <w:t>Lỗ hổng</w:t>
+            </w:r>
+          </w:p>
+        </w:tc>
+        <w:tc>
+          <w:tcPr>
+            <w:tcW w:w="1870" w:type="dxa"/>
+            <w:vAlign w:val="center"/>
+          </w:tcPr>
+          <w:p>
+            <w:pPr>
+              <w:rPr>
+                <w:rFonts w:ascii="Times New Roman" w:hAnsi="Times New Roman" w:cs="Times New Roman"/>
+                <w:b/>
+                <w:bCs/>
+                <w:sz w:val="26"/>
+                <w:szCs w:val="26"/>
+              </w:rPr>
+            </w:pPr>
+            <w:r>
+              <w:rPr>
+                <w:rFonts w:ascii="Times New Roman" w:hAnsi="Times New Roman" w:cs="Times New Roman"/>
+                <w:b/>
+                <w:bCs/>
+                <w:sz w:val="26"/>
+                <w:szCs w:val="26"/>
+              </w:rPr>
+              <w:t>Mối đe dọa</w:t>
+            </w:r>
+          </w:p>
+        </w:tc>
+        <w:tc>
+          <w:tcPr>
+            <w:tcW w:w="1870" w:type="dxa"/>
+            <w:vAlign w:val="center"/>
+          </w:tcPr>
+          <w:p>
+            <w:pPr>
+              <w:rPr>
+                <w:rFonts w:ascii="Times New Roman" w:hAnsi="Times New Roman" w:cs="Times New Roman"/>
+                <w:b/>
+                <w:bCs/>
+                <w:sz w:val="26"/>
+                <w:szCs w:val="26"/>
+              </w:rPr>
+            </w:pPr>
+            <w:r>
+              <w:rPr>
+                <w:rFonts w:ascii="Times New Roman" w:hAnsi="Times New Roman" w:cs="Times New Roman"/>
+                <w:b/>
+                <w:bCs/>
+                <w:sz w:val="26"/>
+                <w:szCs w:val="26"/>
+              </w:rPr>
+              <w:t>Rủi ro</w:t>
+            </w:r>
+          </w:p>
+        </w:tc>
+        <w:tc>
+          <w:tcPr>
+            <w:tcW w:w="1870" w:type="dxa"/>
+            <w:vAlign w:val="center"/>
+          </w:tcPr>
+          <w:p>
+            <w:pPr>
+              <w:rPr>
+                <w:rFonts w:ascii="Times New Roman" w:hAnsi="Times New Roman" w:cs="Times New Roman"/>
+                <w:b/>
+                <w:bCs/>
+                <w:sz w:val="26"/>
+                <w:szCs w:val="26"/>
+              </w:rPr>
+            </w:pPr>
+            <w:r>
+              <w:rPr>
+                <w:rFonts w:ascii="Times New Roman" w:hAnsi="Times New Roman" w:cs="Times New Roman"/>
+                <w:b/>
+                <w:bCs/>
+                <w:sz w:val="26"/>
+                <w:szCs w:val="26"/>
+              </w:rPr>
+              <w:t>Biện pháp</w:t>
+            </w:r>
+          </w:p>
+        </w:tc>
+      </w:tr>
+      <w:tr>
+        <w:tc>
+          <w:tcPr>
+            <w:tcW w:w="1870" w:type="dxa"/>
+            <w:vAlign w:val="center"/>
+          </w:tcPr>
+          <w:p>
+            <w:pPr>
+              <w:rPr>
+                <w:rFonts w:ascii="Times New Roman" w:hAnsi="Times New Roman" w:cs="Times New Roman"/>
+                <w:b/>
+                <w:bCs/>
+                <w:sz w:val="26"/>
+                <w:szCs w:val="26"/>
+              </w:rPr>
+            </w:pPr>
+            <w:r>
+              <w:rPr>
+                <w:rFonts w:ascii="Times New Roman" w:hAnsi="Times New Roman" w:cs="Times New Roman"/>
+                <w:sz w:val="26"/>
+                <w:szCs w:val="26"/>
+              </w:rPr>
+              <w:t xml:space="preserve">Tài khoản </w:t>
+            </w:r>
+            <w:r>
+              <w:rPr>
+                <w:rStyle w:val="HTMLCode"/>
+                <w:rFonts w:ascii="Times New Roman" w:eastAsiaTheme="minorHAnsi" w:hAnsi="Times New Roman" w:cs="Times New Roman"/>
+                <w:sz w:val="26"/>
+                <w:szCs w:val="26"/>
+              </w:rPr>
+              <w:t>lab3user</w:t>
+            </w:r>
+          </w:p>
+        </w:tc>
+        <w:tc>
+          <w:tcPr>
+            <w:tcW w:w="1870" w:type="dxa"/>
+            <w:vAlign w:val="center"/>
+          </w:tcPr>
+          <w:p>
+            <w:pPr>
+              <w:rPr>
+                <w:rFonts w:ascii="Times New Roman" w:hAnsi="Times New Roman" w:cs="Times New Roman"/>
+                <w:b/>
+                <w:bCs/>
+                <w:sz w:val="26"/>
+                <w:szCs w:val="26"/>
+              </w:rPr>
+            </w:pPr>
+            <w:r>
+              <w:rPr>
+                <w:rFonts w:ascii="Times New Roman" w:hAnsi="Times New Roman" w:cs="Times New Roman"/>
+                <w:sz w:val="26"/>
+                <w:szCs w:val="26"/>
+              </w:rPr>
+              <w:t>Mật khẩu yếu hoặc nhập vào ứng dụng không tin cậy</w:t>
+            </w:r>
+          </w:p>
+        </w:tc>
+        <w:tc>
+          <w:tcPr>
+            <w:tcW w:w="1870" w:type="dxa"/>
+            <w:vAlign w:val="center"/>
+          </w:tcPr>
+          <w:p>
+            <w:pPr>
+              <w:rPr>
+                <w:rFonts w:ascii="Times New Roman" w:hAnsi="Times New Roman" w:cs="Times New Roman"/>
+                <w:b/>
+                <w:bCs/>
+                <w:sz w:val="26"/>
+                <w:szCs w:val="26"/>
+              </w:rPr>
+            </w:pPr>
+            <w:r>
+              <w:rPr>
+                <w:rFonts w:ascii="Times New Roman" w:hAnsi="Times New Roman" w:cs="Times New Roman"/>
+                <w:sz w:val="26"/>
+                <w:szCs w:val="26"/>
+              </w:rPr>
+              <w:t>Brute force, keylogging, phishing</w:t>
+            </w:r>
+          </w:p>
+        </w:tc>
+        <w:tc>
+          <w:tcPr>
+            <w:tcW w:w="1870" w:type="dxa"/>
+            <w:vAlign w:val="center"/>
+          </w:tcPr>
+          <w:p>
+            <w:pPr>
+              <w:rPr>
+                <w:rFonts w:ascii="Times New Roman" w:hAnsi="Times New Roman" w:cs="Times New Roman"/>
+                <w:b/>
+                <w:bCs/>
+                <w:sz w:val="26"/>
+                <w:szCs w:val="26"/>
+              </w:rPr>
+            </w:pPr>
+            <w:r>
+              <w:rPr>
+                <w:rFonts w:ascii="Times New Roman" w:hAnsi="Times New Roman" w:cs="Times New Roman"/>
+                <w:sz w:val="26"/>
+                <w:szCs w:val="26"/>
+              </w:rPr>
+              <w:t>Credential bị lộ, tài khoản bị chiếm</w:t>
+            </w:r>
+          </w:p>
+        </w:tc>
+        <w:tc>
+          <w:tcPr>
+            <w:tcW w:w="1870" w:type="dxa"/>
+            <w:vAlign w:val="center"/>
+          </w:tcPr>
+          <w:p>
+            <w:pPr>
+              <w:rPr>
+                <w:rFonts w:ascii="Times New Roman" w:hAnsi="Times New Roman" w:cs="Times New Roman"/>
+                <w:b/>
+                <w:bCs/>
+                <w:sz w:val="26"/>
+                <w:szCs w:val="26"/>
+              </w:rPr>
+            </w:pPr>
+            <w:r>
+              <w:rPr>
+                <w:rFonts w:ascii="Times New Roman" w:hAnsi="Times New Roman" w:cs="Times New Roman"/>
+                <w:sz w:val="26"/>
+                <w:szCs w:val="26"/>
+              </w:rPr>
+              <w:t>Mật khẩu mạnh, MFA/passkey, audit log</w:t>
+            </w:r>
+          </w:p>
+        </w:tc>
+      </w:tr>
+      <w:tr>
+        <w:tc>
+          <w:tcPr>
+            <w:tcW w:w="1870" w:type="dxa"/>
+            <w:vAlign w:val="center"/>
+          </w:tcPr>
+          <w:p>
+            <w:pPr>
+              <w:rPr>
+                <w:rFonts w:ascii="Times New Roman" w:hAnsi="Times New Roman" w:cs="Times New Roman"/>
+                <w:b/>
+                <w:bCs/>
+                <w:sz w:val="26"/>
+                <w:szCs w:val="26"/>
+              </w:rPr>
+            </w:pPr>
+            <w:r>
+              <w:rPr>
+                <w:rFonts w:ascii="Times New Roman" w:hAnsi="Times New Roman" w:cs="Times New Roman"/>
+                <w:sz w:val="26"/>
+                <w:szCs w:val="26"/>
+              </w:rPr>
+              <w:t xml:space="preserve">Dữ liệu </w:t>
+            </w:r>
+            <w:r>
+              <w:rPr>
+                <w:rStyle w:val="HTMLCode"/>
+                <w:rFonts w:ascii="Times New Roman" w:eastAsiaTheme="minorHAnsi" w:hAnsi="Times New Roman" w:cs="Times New Roman"/>
+                <w:sz w:val="26"/>
+                <w:szCs w:val="26"/>
+              </w:rPr>
+              <w:t>C:\LAB3</w:t>
+            </w:r>
+          </w:p>
+        </w:tc>
+        <w:tc>
+          <w:tcPr>
+            <w:tcW w:w="1870" w:type="dxa"/>
+            <w:vAlign w:val="center"/>
+          </w:tcPr>
+          <w:p>
+            <w:pPr>
+              <w:rPr>
+                <w:rFonts w:ascii="Times New Roman" w:hAnsi="Times New Roman" w:cs="Times New Roman"/>
+                <w:b/>
+                <w:bCs/>
+                <w:sz w:val="26"/>
+                <w:szCs w:val="26"/>
+              </w:rPr>
+            </w:pPr>
+            <w:r>
+              <w:rPr>
+                <w:rFonts w:ascii="Times New Roman" w:hAnsi="Times New Roman" w:cs="Times New Roman"/>
+                <w:sz w:val="26"/>
+                <w:szCs w:val="26"/>
+              </w:rPr>
+              <w:t>Thiếu backup/kiểm soát thay đổi</w:t>
+            </w:r>
+          </w:p>
+        </w:tc>
+        <w:tc>
+          <w:tcPr>
+            <w:tcW w:w="1870" w:type="dxa"/>
+            <w:vAlign w:val="center"/>
+          </w:tcPr>
+          <w:p>
+            <w:pPr>
+              <w:rPr>
+                <w:rFonts w:ascii="Times New Roman" w:hAnsi="Times New Roman" w:cs="Times New Roman"/>
+                <w:b/>
+                <w:bCs/>
+                <w:sz w:val="26"/>
+                <w:szCs w:val="26"/>
+              </w:rPr>
+            </w:pPr>
+            <w:r>
+              <w:rPr>
+                <w:rFonts w:ascii="Times New Roman" w:hAnsi="Times New Roman" w:cs="Times New Roman"/>
+                <w:sz w:val="26"/>
+                <w:szCs w:val="26"/>
+              </w:rPr>
+              <w:t>Xóa nhầm, malware, lỗi đĩa</w:t>
+            </w:r>
+          </w:p>
+        </w:tc>
+        <w:tc>
+          <w:tcPr>
+            <w:tcW w:w="1870" w:type="dxa"/>
+            <w:vAlign w:val="center"/>
+          </w:tcPr>
+          <w:p>
+            <w:pPr>
+              <w:rPr>
+                <w:rFonts w:ascii="Times New Roman" w:hAnsi="Times New Roman" w:cs="Times New Roman"/>
+                <w:b/>
+                <w:bCs/>
+                <w:sz w:val="26"/>
+                <w:szCs w:val="26"/>
+              </w:rPr>
+            </w:pPr>
+            <w:r>
+              <w:rPr>
+                <w:rFonts w:ascii="Times New Roman" w:hAnsi="Times New Roman" w:cs="Times New Roman"/>
+                <w:sz w:val="26"/>
+                <w:szCs w:val="26"/>
+              </w:rPr>
+              <w:t xml:space="preserve">Mất hoặc thay đổi dữ </w:t>
+            </w:r>
+            <w:r>
+              <w:rPr>
+                <w:rFonts w:ascii="Times New Roman" w:hAnsi="Times New Roman" w:cs="Times New Roman"/>
+                <w:sz w:val="26"/>
+                <w:szCs w:val="26"/>
+              </w:rPr>
+              <w:lastRenderedPageBreak/>
+              <w:t>liệu/bằng chứng</w:t>
+            </w:r>
+          </w:p>
+        </w:tc>
+        <w:tc>
+          <w:tcPr>
+            <w:tcW w:w="1870" w:type="dxa"/>
+            <w:vAlign w:val="center"/>
+          </w:tcPr>
+          <w:p>
+            <w:pPr>
+              <w:rPr>
+                <w:rFonts w:ascii="Times New Roman" w:hAnsi="Times New Roman" w:cs="Times New Roman"/>
+                <w:b/>
+                <w:bCs/>
+                <w:sz w:val="26"/>
+                <w:szCs w:val="26"/>
+              </w:rPr>
+            </w:pPr>
+            <w:r>
+              <w:rPr>
+                <w:rFonts w:ascii="Times New Roman" w:hAnsi="Times New Roman" w:cs="Times New Roman"/>
+                <w:sz w:val="26"/>
+                <w:szCs w:val="26"/>
+              </w:rPr>
+              <w:lastRenderedPageBreak/>
+              <w:t>Backup, least privilege, SHA-256, logging</w:t>
+            </w:r>
+          </w:p>
+        </w:tc>
+      </w:tr>
+      <w:tr>
+        <w:tc>
+          <w:tcPr>
+            <w:tcW w:w="1870" w:type="dxa"/>
+            <w:vAlign w:val="center"/>
+          </w:tcPr>
+          <w:p>
+            <w:pPr>
+              <w:rPr>
+                <w:rFonts w:ascii="Times New Roman" w:hAnsi="Times New Roman" w:cs="Times New Roman"/>
+                <w:b/>
+                <w:bCs/>
+                <w:sz w:val="26"/>
+                <w:szCs w:val="26"/>
+              </w:rPr>
+            </w:pPr>
+            <w:r>
+              <w:rPr>
+                <w:rFonts w:ascii="Times New Roman" w:hAnsi="Times New Roman" w:cs="Times New Roman"/>
+                <w:sz w:val="26"/>
+                <w:szCs w:val="26"/>
+              </w:rPr>
+              <w:t>Windows 11 VM</w:t>
+            </w:r>
+          </w:p>
+        </w:tc>
+        <w:tc>
+          <w:tcPr>
+            <w:tcW w:w="1870" w:type="dxa"/>
+            <w:vAlign w:val="center"/>
+          </w:tcPr>
+          <w:p>
+            <w:pPr>
+              <w:rPr>
+                <w:rFonts w:ascii="Times New Roman" w:hAnsi="Times New Roman" w:cs="Times New Roman"/>
+                <w:b/>
+                <w:bCs/>
+                <w:sz w:val="26"/>
+                <w:szCs w:val="26"/>
+              </w:rPr>
+            </w:pPr>
+            <w:r>
+              <w:rPr>
+                <w:rFonts w:ascii="Times New Roman" w:hAnsi="Times New Roman" w:cs="Times New Roman"/>
+                <w:sz w:val="26"/>
+                <w:szCs w:val="26"/>
+              </w:rPr>
+              <w:t>Phần mềm/hệ điều hành có thể có lỗ hổng</w:t>
+            </w:r>
+          </w:p>
+        </w:tc>
+        <w:tc>
+          <w:tcPr>
+            <w:tcW w:w="1870" w:type="dxa"/>
+            <w:vAlign w:val="center"/>
+          </w:tcPr>
+          <w:p>
+            <w:pPr>
+              <w:rPr>
+                <w:rFonts w:ascii="Times New Roman" w:hAnsi="Times New Roman" w:cs="Times New Roman"/>
+                <w:b/>
+                <w:bCs/>
+                <w:sz w:val="26"/>
+                <w:szCs w:val="26"/>
+              </w:rPr>
+            </w:pPr>
+            <w:r>
+              <w:rPr>
+                <w:rFonts w:ascii="Times New Roman" w:hAnsi="Times New Roman" w:cs="Times New Roman"/>
+                <w:sz w:val="26"/>
+                <w:szCs w:val="26"/>
+              </w:rPr>
+              <w:t>Malware hoặc khai thác lỗi</w:t>
+            </w:r>
+          </w:p>
+        </w:tc>
+        <w:tc>
+          <w:tcPr>
+            <w:tcW w:w="1870" w:type="dxa"/>
+            <w:vAlign w:val="center"/>
+          </w:tcPr>
+          <w:p>
+            <w:pPr>
+              <w:rPr>
+                <w:rFonts w:ascii="Times New Roman" w:hAnsi="Times New Roman" w:cs="Times New Roman"/>
+                <w:b/>
+                <w:bCs/>
+                <w:sz w:val="26"/>
+                <w:szCs w:val="26"/>
+              </w:rPr>
+            </w:pPr>
+            <w:r>
+              <w:rPr>
+                <w:rFonts w:ascii="Times New Roman" w:hAnsi="Times New Roman" w:cs="Times New Roman"/>
+                <w:sz w:val="26"/>
+                <w:szCs w:val="26"/>
+              </w:rPr>
+              <w:t>Hệ thống bị xâm nhập hoặc thay đổi</w:t>
+            </w:r>
+          </w:p>
+        </w:tc>
+        <w:tc>
+          <w:tcPr>
+            <w:tcW w:w="1870" w:type="dxa"/>
+            <w:vAlign w:val="center"/>
+          </w:tcPr>
+          <w:p>
+            <w:pPr>
+              <w:rPr>
+                <w:rFonts w:ascii="Times New Roman" w:hAnsi="Times New Roman" w:cs="Times New Roman"/>
+                <w:b/>
+                <w:bCs/>
+                <w:sz w:val="26"/>
+                <w:szCs w:val="26"/>
+              </w:rPr>
+            </w:pPr>
+            <w:r>
+              <w:rPr>
+                <w:rFonts w:ascii="Times New Roman" w:hAnsi="Times New Roman" w:cs="Times New Roman"/>
+                <w:sz w:val="26"/>
+                <w:szCs w:val="26"/>
+              </w:rPr>
+              <w:t>Patching, Defender, Firewall</w:t>
+            </w:r>
+          </w:p>
+        </w:tc>
+      </w:tr>
+      <w:tr>
+        <w:tc>
+          <w:tcPr>
+            <w:tcW w:w="1870" w:type="dxa"/>
+            <w:vAlign w:val="center"/>
+          </w:tcPr>
+          <w:p>
+            <w:pPr>
+              <w:rPr>
+                <w:rFonts w:ascii="Times New Roman" w:hAnsi="Times New Roman" w:cs="Times New Roman"/>
+                <w:b/>
+                <w:bCs/>
+                <w:sz w:val="26"/>
+                <w:szCs w:val="26"/>
+              </w:rPr>
+            </w:pPr>
+            <w:r>
+              <w:rPr>
+                <w:rFonts w:ascii="Times New Roman" w:hAnsi="Times New Roman" w:cs="Times New Roman"/>
+                <w:sz w:val="26"/>
+                <w:szCs w:val="26"/>
+              </w:rPr>
+              <w:t>Dịch vụ HTTP lab</w:t>
+            </w:r>
+          </w:p>
+        </w:tc>
+        <w:tc>
+          <w:tcPr>
+            <w:tcW w:w="1870" w:type="dxa"/>
+            <w:vAlign w:val="center"/>
+          </w:tcPr>
+          <w:p>
+            <w:pPr>
+              <w:rPr>
+                <w:rFonts w:ascii="Times New Roman" w:hAnsi="Times New Roman" w:cs="Times New Roman"/>
+                <w:b/>
+                <w:bCs/>
+                <w:sz w:val="26"/>
+                <w:szCs w:val="26"/>
+              </w:rPr>
+            </w:pPr>
+            <w:r>
+              <w:rPr>
+                <w:rFonts w:ascii="Times New Roman" w:hAnsi="Times New Roman" w:cs="Times New Roman"/>
+                <w:sz w:val="26"/>
+                <w:szCs w:val="26"/>
+              </w:rPr>
+              <w:t>Cổng listen có thể không được giám sát</w:t>
+            </w:r>
+          </w:p>
+        </w:tc>
+        <w:tc>
+          <w:tcPr>
+            <w:tcW w:w="1870" w:type="dxa"/>
+            <w:vAlign w:val="center"/>
+          </w:tcPr>
+          <w:p>
+            <w:pPr>
+              <w:rPr>
+                <w:rFonts w:ascii="Times New Roman" w:hAnsi="Times New Roman" w:cs="Times New Roman"/>
+                <w:b/>
+                <w:bCs/>
+                <w:sz w:val="26"/>
+                <w:szCs w:val="26"/>
+              </w:rPr>
+            </w:pPr>
+            <w:r>
+              <w:rPr>
+                <w:rFonts w:ascii="Times New Roman" w:hAnsi="Times New Roman" w:cs="Times New Roman"/>
+                <w:sz w:val="26"/>
+                <w:szCs w:val="26"/>
+              </w:rPr>
+              <w:t>Backdoor/DoS</w:t>
+            </w:r>
+          </w:p>
+        </w:tc>
+        <w:tc>
+          <w:tcPr>
+            <w:tcW w:w="1870" w:type="dxa"/>
+            <w:vAlign w:val="center"/>
+          </w:tcPr>
+          <w:p>
+            <w:pPr>
+              <w:rPr>
+                <w:rFonts w:ascii="Times New Roman" w:hAnsi="Times New Roman" w:cs="Times New Roman"/>
+                <w:b/>
+                <w:bCs/>
+                <w:sz w:val="26"/>
+                <w:szCs w:val="26"/>
+              </w:rPr>
+            </w:pPr>
+            <w:r>
+              <w:rPr>
+                <w:rFonts w:ascii="Times New Roman" w:hAnsi="Times New Roman" w:cs="Times New Roman"/>
+                <w:sz w:val="26"/>
+                <w:szCs w:val="26"/>
+              </w:rPr>
+              <w:t>Truy cập trái phép hoặc gián đoạn dịch vụ</w:t>
+            </w:r>
+          </w:p>
+        </w:tc>
+        <w:tc>
+          <w:tcPr>
+            <w:tcW w:w="1870" w:type="dxa"/>
+            <w:vAlign w:val="center"/>
+          </w:tcPr>
+          <w:p>
+            <w:pPr>
+              <w:rPr>
+                <w:rFonts w:ascii="Times New Roman" w:hAnsi="Times New Roman" w:cs="Times New Roman"/>
+                <w:b/>
+                <w:bCs/>
+                <w:sz w:val="26"/>
+                <w:szCs w:val="26"/>
+              </w:rPr>
+            </w:pPr>
+            <w:r>
+              <w:rPr>
+                <w:rFonts w:ascii="Times New Roman" w:hAnsi="Times New Roman" w:cs="Times New Roman"/>
+                <w:sz w:val="26"/>
+                <w:szCs w:val="26"/>
+              </w:rPr>
+              <w:t>Firewall, process/network monitoring</w:t>
+            </w:r>
+          </w:p>
+        </w:tc>
+      </w:tr>
+      <w:tr>
+        <w:tc>
+          <w:tcPr>
+            <w:tcW w:w="1870" w:type="dxa"/>
+            <w:vAlign w:val="center"/>
+          </w:tcPr>
+          <w:p>
+            <w:pPr>
+              <w:rPr>
+                <w:rFonts w:ascii="Times New Roman" w:hAnsi="Times New Roman" w:cs="Times New Roman"/>
+                <w:b/>
+                <w:bCs/>
+                <w:sz w:val="26"/>
+                <w:szCs w:val="26"/>
+              </w:rPr>
+            </w:pPr>
+            <w:r>
+              <w:rPr>
+                <w:rFonts w:ascii="Times New Roman" w:hAnsi="Times New Roman" w:cs="Times New Roman"/>
+                <w:sz w:val="26"/>
+                <w:szCs w:val="26"/>
+              </w:rPr>
+              <w:t>Người dùng/email</w:t>
+            </w:r>
+          </w:p>
+        </w:tc>
+        <w:tc>
+          <w:tcPr>
+            <w:tcW w:w="1870" w:type="dxa"/>
+            <w:vAlign w:val="center"/>
+          </w:tcPr>
+          <w:p>
+            <w:pPr>
+              <w:rPr>
+                <w:rFonts w:ascii="Times New Roman" w:hAnsi="Times New Roman" w:cs="Times New Roman"/>
+                <w:b/>
+                <w:bCs/>
+                <w:sz w:val="26"/>
+                <w:szCs w:val="26"/>
+              </w:rPr>
+            </w:pPr>
+            <w:r>
+              <w:rPr>
+                <w:rFonts w:ascii="Times New Roman" w:hAnsi="Times New Roman" w:cs="Times New Roman"/>
+                <w:sz w:val="26"/>
+                <w:szCs w:val="26"/>
+              </w:rPr>
+              <w:t>Không xác minh người gửi/domain</w:t>
+            </w:r>
+          </w:p>
+        </w:tc>
+        <w:tc>
+          <w:tcPr>
+            <w:tcW w:w="1870" w:type="dxa"/>
+            <w:vAlign w:val="center"/>
+          </w:tcPr>
+          <w:p>
+            <w:pPr>
+              <w:rPr>
+                <w:rFonts w:ascii="Times New Roman" w:hAnsi="Times New Roman" w:cs="Times New Roman"/>
+                <w:b/>
+                <w:bCs/>
+                <w:sz w:val="26"/>
+                <w:szCs w:val="26"/>
+              </w:rPr>
+            </w:pPr>
+            <w:r>
+              <w:rPr>
+                <w:rFonts w:ascii="Times New Roman" w:hAnsi="Times New Roman" w:cs="Times New Roman"/>
+                <w:sz w:val="26"/>
+                <w:szCs w:val="26"/>
+              </w:rPr>
+              <w:t>Phishing/Spear phishing</w:t>
+            </w:r>
+          </w:p>
+        </w:tc>
+        <w:tc>
+          <w:tcPr>
+            <w:tcW w:w="1870" w:type="dxa"/>
+            <w:vAlign w:val="center"/>
+          </w:tcPr>
+          <w:p>
+            <w:pPr>
+              <w:rPr>
+                <w:rFonts w:ascii="Times New Roman" w:hAnsi="Times New Roman" w:cs="Times New Roman"/>
+                <w:b/>
+                <w:bCs/>
+                <w:sz w:val="26"/>
+                <w:szCs w:val="26"/>
+              </w:rPr>
+            </w:pPr>
+            <w:r>
+              <w:rPr>
+                <w:rFonts w:ascii="Times New Roman" w:hAnsi="Times New Roman" w:cs="Times New Roman"/>
+                <w:sz w:val="26"/>
+                <w:szCs w:val="26"/>
+              </w:rPr>
+              <w:t>Lộ credential hoặc thực hiện thao tác sai</w:t>
+            </w:r>
+          </w:p>
+        </w:tc>
+        <w:tc>
+          <w:tcPr>
+            <w:tcW w:w="1870" w:type="dxa"/>
+            <w:vAlign w:val="center"/>
+          </w:tcPr>
+          <w:p>
+            <w:pPr>
+              <w:rPr>
+                <w:rFonts w:ascii="Times New Roman" w:hAnsi="Times New Roman" w:cs="Times New Roman"/>
+                <w:b/>
+                <w:bCs/>
+                <w:sz w:val="26"/>
+                <w:szCs w:val="26"/>
+              </w:rPr>
+            </w:pPr>
+            <w:r>
+              <w:rPr>
+                <w:rFonts w:ascii="Times New Roman" w:hAnsi="Times New Roman" w:cs="Times New Roman"/>
+                <w:sz w:val="26"/>
+                <w:szCs w:val="26"/>
+              </w:rPr>
+              <w:t>Awareness, MFA, lọc mail, xác minh ngoài kênh</w:t>
+            </w:r>
+          </w:p>
+        </w:tc>
+      </w:tr>
+    </w:tbl>
+    <w:p>
+      <w:pPr>
+        <w:rPr>
+          <w:rFonts w:ascii="Times New Roman" w:hAnsi="Times New Roman" w:cs="Times New Roman"/>
+          <w:b/>
+          <w:bCs/>
+          <w:sz w:val="26"/>
+          <w:szCs w:val="26"/>
+        </w:rPr>
+      </w:pPr>
+    </w:p>
+    <w:p>
+      <w:pPr>
+        <w:pStyle w:val="Heading1"/>
+        <w:rPr>
+          <w:rFonts w:ascii="Times New Roman" w:hAnsi="Times New Roman" w:cs="Times New Roman"/>
+          <w:b/>
+          <w:bCs/>
+          <w:color w:val="auto"/>
+          <w:sz w:val="26"/>
+          <w:szCs w:val="26"/>
+        </w:rPr>
+      </w:pPr>
+      <w:r>
+        <w:rPr>
+          <w:rFonts w:ascii="Times New Roman" w:hAnsi="Times New Roman" w:cs="Times New Roman"/>
+          <w:b/>
+          <w:bCs/>
+          <w:color w:val="auto"/>
+          <w:sz w:val="26"/>
+          <w:szCs w:val="26"/>
+        </w:rPr>
+        <w:t>2. Tình huống 2 – Mã độc: kiểm chứng chu trình phát hiện bằng EICAR</w:t>
+      </w:r>
+    </w:p>
+    <w:p>
+      <w:pPr>
+        <w:rPr>
+          <w:rFonts w:ascii="Times New Roman" w:hAnsi="Times New Roman" w:cs="Times New Roman"/>
+          <w:b/>
+          <w:bCs/>
+          <w:sz w:val="26"/>
+          <w:szCs w:val="26"/>
+        </w:rPr>
+      </w:pPr>
+      <w:r>
+        <w:rPr>
+          <w:rFonts w:ascii="Times New Roman" w:hAnsi="Times New Roman" w:cs="Times New Roman"/>
+          <w:b/>
+          <w:bCs/>
+          <w:sz w:val="26"/>
+          <w:szCs w:val="26"/>
+        </w:rPr>
+        <w:t>Bước 1. Xác minh Defender đang bảo vệ theo thời gian thực</w:t>
+      </w:r>
+    </w:p>
+    <w:p>
+      <w:pPr>
+        <w:rPr>
+          <w:rFonts w:ascii="Times New Roman" w:hAnsi="Times New Roman" w:cs="Times New Roman"/>
+          <w:b/>
+          <w:bCs/>
+          <w:sz w:val="26"/>
+          <w:szCs w:val="26"/>
+        </w:rPr>
+      </w:pPr>
+      <w:r>
+        <w:rPr>
+          <w:rFonts w:ascii="Times New Roman" w:hAnsi="Times New Roman" w:cs="Times New Roman"/>
+          <w:b/>
+          <w:bCs/>
+          <w:sz w:val="26"/>
+          <w:szCs w:val="26"/>
+        </w:rPr>
+        <w:drawing>
+          <wp:inline distT="0" distB="0" distL="0" distR="0" wp14:anchorId="3E7584DA" wp14:editId="3D768540">
+            <wp:extent cx="5753396" cy="857294"/>
+            <wp:effectExtent l="0" t="0" r="0" b="0"/>
+            <wp:docPr id="637409818" name="Picture 1"/>
+            <wp:cNvGraphicFramePr>
+              <a:graphicFrameLocks xmlns:a="http://schemas.openxmlformats.org/drawingml/2006/main" noChangeAspect="1"/>
+            </wp:cNvGraphicFramePr>
+            <a:graphic xmlns:a="http://schemas.openxmlformats.org/drawingml/2006/main">
+              <a:graphicData uri="http://schemas.openxmlformats.org/drawingml/2006/picture">
+                <pic:pic xmlns:pic="http://schemas.openxmlformats.org/drawingml/2006/picture">
+                  <pic:nvPicPr>
+                    <pic:cNvPr id="637409818" name=""/>
+                    <pic:cNvPicPr/>
+                  </pic:nvPicPr>
+                  <pic:blipFill>
+                    <a:blip r:embed="rId6"/>
+                    <a:stretch>
+                      <a:fillRect/>
+                    </a:stretch>
+                  </pic:blipFill>
+                  <pic:spPr>
+                    <a:xfrm>
+                      <a:off x="0" y="0"/>
+                      <a:ext cx="5753396" cy="857294"/>
+                    </a:xfrm>
+                    <a:prstGeom prst="rect">
+                      <a:avLst/>
+                    </a:prstGeom>
+                  </pic:spPr>
+                </pic:pic>
+              </a:graphicData>
+            </a:graphic>
+          </wp:inline>
+        </w:drawing>
+      </w:r>
+    </w:p>
+    <w:p>
+      <w:pPr>
+        <w:rPr>
+          <w:rFonts w:ascii="Times New Roman" w:hAnsi="Times New Roman" w:cs="Times New Roman"/>
+          <w:b/>
+          <w:bCs/>
+          <w:sz w:val="26"/>
+          <w:szCs w:val="26"/>
+        </w:rPr>
+      </w:pPr>
+      <w:r>
+        <w:rPr>
+          <w:rFonts w:ascii="Times New Roman" w:hAnsi="Times New Roman" w:cs="Times New Roman"/>
+          <w:b/>
+          <w:bCs/>
+          <w:sz w:val="26"/>
+          <w:szCs w:val="26"/>
+        </w:rPr>
+        <w:t>Bước 2. Tạo tệp kiểm thử EICAR trong thư mục Evidence.</w:t>
+      </w:r>
+    </w:p>
+    <w:p>
+      <w:pPr>
+        <w:rPr>
+          <w:rFonts w:ascii="Times New Roman" w:hAnsi="Times New Roman" w:cs="Times New Roman"/>
+          <w:b/>
+          <w:bCs/>
+          <w:sz w:val="26"/>
+          <w:szCs w:val="26"/>
+        </w:rPr>
+      </w:pPr>
+      <w:r>
+        <w:rPr>
+          <w:rFonts w:ascii="Times New Roman" w:hAnsi="Times New Roman" w:cs="Times New Roman"/>
+          <w:b/>
+          <w:bCs/>
+          <w:sz w:val="26"/>
+          <w:szCs w:val="26"/>
+        </w:rPr>
+        <w:drawing>
+          <wp:inline distT="0" distB="0" distL="0" distR="0" wp14:anchorId="341670C5" wp14:editId="44FAAE25">
+            <wp:extent cx="5943600" cy="2896235"/>
+            <wp:effectExtent l="0" t="0" r="0" b="0"/>
+            <wp:docPr id="24694524" name="Picture 1"/>
+            <wp:cNvGraphicFramePr>
+              <a:graphicFrameLocks xmlns:a="http://schemas.openxmlformats.org/drawingml/2006/main" noChangeAspect="1"/>
+            </wp:cNvGraphicFramePr>
+            <a:graphic xmlns:a="http://schemas.openxmlformats.org/drawingml/2006/main">
+              <a:graphicData uri="http://schemas.openxmlformats.org/drawingml/2006/picture">
+                <pic:pic xmlns:pic="http://schemas.openxmlformats.org/drawingml/2006/picture">
+                  <pic:nvPicPr>
+                    <pic:cNvPr id="24694524" name=""/>
+                    <pic:cNvPicPr/>
+                  </pic:nvPicPr>
+                  <pic:blipFill>
+                    <a:blip r:embed="rId7"/>
+                    <a:stretch>
+                      <a:fillRect/>
+                    </a:stretch>
+                  </pic:blipFill>
+                  <pic:spPr>
+                    <a:xfrm>
+                      <a:off x="0" y="0"/>
+                      <a:ext cx="5943600" cy="2896235"/>
+                    </a:xfrm>
+                    <a:prstGeom prst="rect">
+                      <a:avLst/>
+                    </a:prstGeom>
+                  </pic:spPr>
+                </pic:pic>
+              </a:graphicData>
+            </a:graphic>
+          </wp:inline>
+        </w:drawing>
+      </w:r>
+    </w:p>
+    <w:p>
+      <w:pPr>
+        <w:jc w:val="center"/>
+        <w:rPr>
+          <w:rFonts w:ascii="Times New Roman" w:hAnsi="Times New Roman" w:cs="Times New Roman"/>
+          <w:sz w:val="26"/>
+          <w:szCs w:val="26"/>
+        </w:rPr>
+      </w:pPr>
+      <w:r>
+        <w:rPr>
+          <w:rFonts w:ascii="Times New Roman" w:hAnsi="Times New Roman" w:cs="Times New Roman"/>
+          <w:sz w:val="26"/>
+          <w:szCs w:val="26"/>
+        </w:rPr>
+        <w:t>H2_ToolVersions</w:t>
+      </w:r>
+    </w:p>
+    <w:p>
+      <w:pPr>
+        <w:rPr>
+          <w:rFonts w:ascii="Times New Roman" w:hAnsi="Times New Roman" w:cs="Times New Roman"/>
+          <w:b/>
+          <w:bCs/>
+          <w:sz w:val="26"/>
+          <w:szCs w:val="26"/>
+        </w:rPr>
+      </w:pPr>
+    </w:p>
+    <w:p>
+      <w:pPr>
+        <w:rPr>
+          <w:rFonts w:ascii="Times New Roman" w:hAnsi="Times New Roman" w:cs="Times New Roman"/>
+          <w:b/>
+          <w:bCs/>
+          <w:sz w:val="26"/>
+          <w:szCs w:val="26"/>
+        </w:rPr>
+      </w:pPr>
+    </w:p>
+    <w:p>
+      <w:pPr>
+        <w:rPr>
+          <w:rFonts w:ascii="Times New Roman" w:hAnsi="Times New Roman" w:cs="Times New Roman"/>
+          <w:b/>
+          <w:bCs/>
+          <w:sz w:val="26"/>
+          <w:szCs w:val="26"/>
+        </w:rPr>
+      </w:pPr>
+    </w:p>
+    <w:p>
+      <w:pPr>
+        <w:rPr>
+          <w:rFonts w:ascii="Times New Roman" w:hAnsi="Times New Roman" w:cs="Times New Roman"/>
+          <w:b/>
+          <w:bCs/>
+          <w:sz w:val="26"/>
+          <w:szCs w:val="26"/>
+        </w:rPr>
+      </w:pPr>
+      <w:r>
+        <w:rPr>
+          <w:rFonts w:ascii="Times New Roman" w:hAnsi="Times New Roman" w:cs="Times New Roman"/>
+          <w:b/>
+          <w:bCs/>
+          <w:sz w:val="26"/>
+          <w:szCs w:val="26"/>
+        </w:rPr>
+        <w:t>Bước 3. Mở giao diện Windows Security.</w:t>
+      </w:r>
+    </w:p>
+    <w:p>
+      <w:pPr>
+        <w:rPr>
+          <w:rFonts w:ascii="Times New Roman" w:hAnsi="Times New Roman" w:cs="Times New Roman"/>
+          <w:b/>
+          <w:bCs/>
+          <w:sz w:val="26"/>
+          <w:szCs w:val="26"/>
+        </w:rPr>
+      </w:pPr>
+      <w:r>
+        <w:rPr>
+          <w:rFonts w:ascii="Times New Roman" w:hAnsi="Times New Roman" w:cs="Times New Roman"/>
+          <w:b/>
+          <w:bCs/>
+          <w:sz w:val="26"/>
+          <w:szCs w:val="26"/>
+        </w:rPr>
+        <w:drawing>
+          <wp:inline distT="0" distB="0" distL="0" distR="0" wp14:anchorId="1E962374" wp14:editId="22E59E3A">
+            <wp:extent cx="5943600" cy="3314065"/>
+            <wp:effectExtent l="0" t="0" r="0" b="635"/>
+            <wp:docPr id="1006211787" name="Picture 1"/>
+            <wp:cNvGraphicFramePr>
+              <a:graphicFrameLocks xmlns:a="http://schemas.openxmlformats.org/drawingml/2006/main" noChangeAspect="1"/>
+            </wp:cNvGraphicFramePr>
+            <a:graphic xmlns:a="http://schemas.openxmlformats.org/drawingml/2006/main">
+              <a:graphicData uri="http://schemas.openxmlformats.org/drawingml/2006/picture">
+                <pic:pic xmlns:pic="http://schemas.openxmlformats.org/drawingml/2006/picture">
+                  <pic:nvPicPr>
+                    <pic:cNvPr id="1006211787" name=""/>
+                    <pic:cNvPicPr/>
+                  </pic:nvPicPr>
+                  <pic:blipFill>
+                    <a:blip r:embed="rId8"/>
+                    <a:stretch>
+                      <a:fillRect/>
+                    </a:stretch>
+                  </pic:blipFill>
+                  <pic:spPr>
+                    <a:xfrm>
+                      <a:off x="0" y="0"/>
+                      <a:ext cx="5943600" cy="3314065"/>
+                    </a:xfrm>
+                    <a:prstGeom prst="rect">
+                      <a:avLst/>
+                    </a:prstGeom>
+                  </pic:spPr>
+                </pic:pic>
+              </a:graphicData>
+            </a:graphic>
+          </wp:inline>
+        </w:drawing>
+      </w:r>
+    </w:p>
+    <w:p>
+      <w:pPr>
+        <w:jc w:val="center"/>
+        <w:rPr>
+          <w:rFonts w:ascii="Times New Roman" w:hAnsi="Times New Roman" w:cs="Times New Roman"/>
+          <w:sz w:val="26"/>
+          <w:szCs w:val="26"/>
+        </w:rPr>
+      </w:pPr>
+      <w:r>
+        <w:rPr>
+          <w:rFonts w:ascii="Times New Roman" w:hAnsi="Times New Roman" w:cs="Times New Roman"/>
+          <w:sz w:val="26"/>
+          <w:szCs w:val="26"/>
+        </w:rPr>
+        <w:t>H4_ProtectionHistory_EICAR</w:t>
+      </w:r>
+    </w:p>
+    <w:p>
+      <w:pPr>
+        <w:rPr>
+          <w:rFonts w:ascii="Times New Roman" w:hAnsi="Times New Roman" w:cs="Times New Roman"/>
+          <w:b/>
+          <w:bCs/>
+          <w:sz w:val="26"/>
+          <w:szCs w:val="26"/>
+        </w:rPr>
+      </w:pPr>
+    </w:p>
+    <w:p>
+      <w:pPr>
+        <w:pStyle w:val="Heading1"/>
+        <w:rPr>
+          <w:rFonts w:ascii="Times New Roman" w:hAnsi="Times New Roman" w:cs="Times New Roman"/>
+          <w:b/>
+          <w:bCs/>
+          <w:sz w:val="26"/>
+          <w:szCs w:val="26"/>
+        </w:rPr>
+      </w:pPr>
+      <w:r>
+        <w:rPr>
+          <w:rFonts w:ascii="Times New Roman" w:hAnsi="Times New Roman" w:cs="Times New Roman"/>
+          <w:b/>
+          <w:bCs/>
+          <w:color w:val="auto"/>
+          <w:sz w:val="26"/>
+          <w:szCs w:val="26"/>
+        </w:rPr>
+        <w:t>3. Tình huống 3 – Tấn công mật khẩu và nguy cơ keylogging</w:t>
+      </w:r>
+    </w:p>
+    <w:p>
+      <w:pPr>
+        <w:rPr>
+          <w:rFonts w:ascii="Times New Roman" w:hAnsi="Times New Roman" w:cs="Times New Roman"/>
+          <w:b/>
+          <w:bCs/>
+          <w:sz w:val="26"/>
+          <w:szCs w:val="26"/>
+        </w:rPr>
+      </w:pPr>
+      <w:r>
+        <w:rPr>
+          <w:rFonts w:ascii="Times New Roman" w:hAnsi="Times New Roman" w:cs="Times New Roman"/>
+          <w:b/>
+          <w:bCs/>
+          <w:sz w:val="26"/>
+          <w:szCs w:val="26"/>
+        </w:rPr>
+        <w:t>Bước 1. Bật Audit Logon success/failure bằng GUID của subcategory Logon và tạo tài khoản lab3user.</w:t>
+      </w:r>
+    </w:p>
+    <w:p>
+      <w:pPr>
+        <w:rPr>
+          <w:rFonts w:ascii="Times New Roman" w:hAnsi="Times New Roman" w:cs="Times New Roman"/>
+          <w:b/>
+          <w:bCs/>
+          <w:sz w:val="26"/>
+          <w:szCs w:val="26"/>
+        </w:rPr>
+      </w:pPr>
+      <w:r>
+        <w:rPr>
+          <w:rFonts w:ascii="Times New Roman" w:hAnsi="Times New Roman" w:cs="Times New Roman"/>
+          <w:b/>
+          <w:bCs/>
+          <w:sz w:val="26"/>
+          <w:szCs w:val="26"/>
+        </w:rPr>
+        <w:lastRenderedPageBreak/>
+        <w:drawing>
+          <wp:inline distT="0" distB="0" distL="0" distR="0" wp14:anchorId="73D5E074" wp14:editId="5773AF3B">
+            <wp:extent cx="5943600" cy="2981325"/>
+            <wp:effectExtent l="0" t="0" r="0" b="9525"/>
+            <wp:docPr id="1654973972" name="Picture 1"/>
+            <wp:cNvGraphicFramePr>
+              <a:graphicFrameLocks xmlns:a="http://schemas.openxmlformats.org/drawingml/2006/main" noChangeAspect="1"/>
+            </wp:cNvGraphicFramePr>
+            <a:graphic xmlns:a="http://schemas.openxmlformats.org/drawingml/2006/main">
+              <a:graphicData uri="http://schemas.openxmlformats.org/drawingml/2006/picture">
+                <pic:pic xmlns:pic="http://schemas.openxmlformats.org/drawingml/2006/picture">
+                  <pic:nvPicPr>
+                    <pic:cNvPr id="1654973972" name=""/>
+                    <pic:cNvPicPr/>
+                  </pic:nvPicPr>
+                  <pic:blipFill>
+                    <a:blip r:embed="rId9"/>
+                    <a:stretch>
+                      <a:fillRect/>
+                    </a:stretch>
+                  </pic:blipFill>
+                  <pic:spPr>
+                    <a:xfrm>
+                      <a:off x="0" y="0"/>
+                      <a:ext cx="5943600" cy="2981325"/>
+                    </a:xfrm>
+                    <a:prstGeom prst="rect">
+                      <a:avLst/>
+                    </a:prstGeom>
+                  </pic:spPr>
+                </pic:pic>
+              </a:graphicData>
+            </a:graphic>
+          </wp:inline>
+        </w:drawing>
+      </w:r>
+    </w:p>
+    <w:p>
+      <w:pPr>
+        <w:rPr>
+          <w:rFonts w:ascii="Times New Roman" w:hAnsi="Times New Roman" w:cs="Times New Roman"/>
+          <w:b/>
+          <w:bCs/>
+          <w:sz w:val="26"/>
+          <w:szCs w:val="26"/>
+        </w:rPr>
+      </w:pPr>
+    </w:p>
+    <w:p>
+      <w:pPr>
+        <w:rPr>
+          <w:rFonts w:ascii="Times New Roman" w:hAnsi="Times New Roman" w:cs="Times New Roman"/>
+          <w:b/>
+          <w:bCs/>
+          <w:sz w:val="26"/>
+          <w:szCs w:val="26"/>
+        </w:rPr>
+      </w:pPr>
+      <w:r>
+        <w:rPr>
+          <w:rFonts w:ascii="Times New Roman" w:hAnsi="Times New Roman" w:cs="Times New Roman"/>
+          <w:b/>
+          <w:bCs/>
+          <w:sz w:val="26"/>
+          <w:szCs w:val="26"/>
+        </w:rPr>
+        <w:t>Bước 2. Sinh lần đăng nhập thành công.</w:t>
+      </w:r>
+      <w:r>
+        <w:rPr>
+          <w:noProof/>
+        </w:rPr>
+        <w:t xml:space="preserve"> </w:t>
+      </w:r>
+      <w:r>
+        <w:rPr>
+          <w:rFonts w:ascii="Times New Roman" w:hAnsi="Times New Roman" w:cs="Times New Roman"/>
+          <w:b/>
+          <w:bCs/>
+          <w:sz w:val="26"/>
+          <w:szCs w:val="26"/>
+        </w:rPr>
+        <w:drawing>
+          <wp:inline distT="0" distB="0" distL="0" distR="0" wp14:anchorId="67F28715" wp14:editId="02E86EDA">
+            <wp:extent cx="5943600" cy="3263265"/>
+            <wp:effectExtent l="0" t="0" r="0" b="0"/>
+            <wp:docPr id="1959261977" name="Picture 1"/>
+            <wp:cNvGraphicFramePr>
+              <a:graphicFrameLocks xmlns:a="http://schemas.openxmlformats.org/drawingml/2006/main" noChangeAspect="1"/>
+            </wp:cNvGraphicFramePr>
+            <a:graphic xmlns:a="http://schemas.openxmlformats.org/drawingml/2006/main">
+              <a:graphicData uri="http://schemas.openxmlformats.org/drawingml/2006/picture">
+                <pic:pic xmlns:pic="http://schemas.openxmlformats.org/drawingml/2006/picture">
+                  <pic:nvPicPr>
+                    <pic:cNvPr id="1959261977" name=""/>
+                    <pic:cNvPicPr/>
+                  </pic:nvPicPr>
+                  <pic:blipFill>
+                    <a:blip r:embed="rId10"/>
+                    <a:stretch>
+                      <a:fillRect/>
+                    </a:stretch>
+                  </pic:blipFill>
+                  <pic:spPr>
+                    <a:xfrm>
+                      <a:off x="0" y="0"/>
+                      <a:ext cx="5943600" cy="3263265"/>
+                    </a:xfrm>
+                    <a:prstGeom prst="rect">
+                      <a:avLst/>
+                    </a:prstGeom>
+                  </pic:spPr>
+                </pic:pic>
+              </a:graphicData>
+            </a:graphic>
+          </wp:inline>
+        </w:drawing>
+      </w:r>
+    </w:p>
+    <w:p>
+      <w:pPr>
+        <w:rPr>
+          <w:noProof/>
+        </w:rPr>
+      </w:pPr>
+    </w:p>
+    <w:p>
+      <w:pPr>
+        <w:rPr>
+          <w:rFonts w:ascii="Times New Roman" w:hAnsi="Times New Roman" w:cs="Times New Roman"/>
+          <w:b/>
+          <w:bCs/>
+          <w:sz w:val="26"/>
+          <w:szCs w:val="26"/>
+        </w:rPr>
+      </w:pPr>
+      <w:r>
+        <w:rPr>
+          <w:rFonts w:ascii="Times New Roman" w:hAnsi="Times New Roman" w:cs="Times New Roman"/>
+          <w:b/>
+          <w:bCs/>
+          <w:sz w:val="26"/>
+          <w:szCs w:val="26"/>
+        </w:rPr>
+        <w:br w:type="page"/>
+      </w:r>
+    </w:p>
+    <w:p>
+      <w:pPr>
+        <w:rPr>
+          <w:rFonts w:ascii="Times New Roman" w:hAnsi="Times New Roman" w:cs="Times New Roman"/>
+          <w:b/>
+          <w:bCs/>
+          <w:sz w:val="26"/>
+          <w:szCs w:val="26"/>
+        </w:rPr>
+      </w:pPr>
+      <w:r>
+        <w:rPr>
+          <w:rFonts w:ascii="Times New Roman" w:hAnsi="Times New Roman" w:cs="Times New Roman"/>
+          <w:b/>
+          <w:bCs/>
+          <w:sz w:val="26"/>
+          <w:szCs w:val="26"/>
+        </w:rPr>
+        <w:lastRenderedPageBreak/>
+        <w:t>Bước 3. Sinh hai lần đăng nhập thất bại có kiểm soát.</w:t>
+      </w:r>
+    </w:p>
+    <w:p>
+      <w:pPr>
+        <w:rPr>
+          <w:rFonts w:ascii="Times New Roman" w:hAnsi="Times New Roman" w:cs="Times New Roman"/>
+          <w:b/>
+          <w:bCs/>
+          <w:sz w:val="26"/>
+          <w:szCs w:val="26"/>
+        </w:rPr>
+      </w:pPr>
+      <w:r>
+        <w:rPr>
+          <w:rFonts w:ascii="Times New Roman" w:hAnsi="Times New Roman" w:cs="Times New Roman"/>
+          <w:b/>
+          <w:bCs/>
+          <w:sz w:val="26"/>
+          <w:szCs w:val="26"/>
+        </w:rPr>
+        <w:drawing>
+          <wp:inline distT="0" distB="0" distL="0" distR="0" wp14:anchorId="12B89F1B" wp14:editId="5CB8757A">
+            <wp:extent cx="5943600" cy="3528060"/>
+            <wp:effectExtent l="0" t="0" r="0" b="0"/>
+            <wp:docPr id="1317949997" name="Picture 1"/>
+            <wp:cNvGraphicFramePr>
+              <a:graphicFrameLocks xmlns:a="http://schemas.openxmlformats.org/drawingml/2006/main" noChangeAspect="1"/>
+            </wp:cNvGraphicFramePr>
+            <a:graphic xmlns:a="http://schemas.openxmlformats.org/drawingml/2006/main">
+              <a:graphicData uri="http://schemas.openxmlformats.org/drawingml/2006/picture">
+                <pic:pic xmlns:pic="http://schemas.openxmlformats.org/drawingml/2006/picture">
+                  <pic:nvPicPr>
+                    <pic:cNvPr id="1317949997" name=""/>
+                    <pic:cNvPicPr/>
+                  </pic:nvPicPr>
+                  <pic:blipFill>
+                    <a:blip r:embed="rId11"/>
+                    <a:stretch>
+                      <a:fillRect/>
+                    </a:stretch>
+                  </pic:blipFill>
+                  <pic:spPr>
+                    <a:xfrm>
+                      <a:off x="0" y="0"/>
+                      <a:ext cx="5943600" cy="3528060"/>
+                    </a:xfrm>
+                    <a:prstGeom prst="rect">
+                      <a:avLst/>
+                    </a:prstGeom>
+                  </pic:spPr>
+                </pic:pic>
+              </a:graphicData>
+            </a:graphic>
+          </wp:inline>
+        </w:drawing>
+      </w:r>
+    </w:p>
+    <w:p>
+      <w:pPr>
+        <w:rPr>
+          <w:rFonts w:ascii="Times New Roman" w:hAnsi="Times New Roman" w:cs="Times New Roman"/>
+          <w:b/>
+          <w:bCs/>
+          <w:sz w:val="26"/>
+          <w:szCs w:val="26"/>
+        </w:rPr>
+      </w:pPr>
+    </w:p>
+    <w:p>
+      <w:pPr>
+        <w:rPr>
+          <w:rFonts w:ascii="Times New Roman" w:hAnsi="Times New Roman" w:cs="Times New Roman"/>
+          <w:b/>
+          <w:bCs/>
+          <w:sz w:val="26"/>
+          <w:szCs w:val="26"/>
+        </w:rPr>
+      </w:pPr>
+      <w:r>
+        <w:rPr>
+          <w:rFonts w:ascii="Times New Roman" w:hAnsi="Times New Roman" w:cs="Times New Roman"/>
+          <w:b/>
+          <w:bCs/>
+          <w:sz w:val="26"/>
+          <w:szCs w:val="26"/>
+        </w:rPr>
+        <w:t>Bước 4. Thu Security log trong 20 phút gần nhất.</w:t>
+      </w:r>
+    </w:p>
+    <w:p>
+      <w:pPr>
+        <w:rPr>
+          <w:rFonts w:ascii="Times New Roman" w:hAnsi="Times New Roman" w:cs="Times New Roman"/>
+          <w:b/>
+          <w:bCs/>
+          <w:sz w:val="26"/>
+          <w:szCs w:val="26"/>
+        </w:rPr>
+      </w:pPr>
+      <w:r>
+        <w:rPr>
+          <w:rFonts w:ascii="Times New Roman" w:hAnsi="Times New Roman" w:cs="Times New Roman"/>
+          <w:b/>
+          <w:bCs/>
+          <w:sz w:val="26"/>
+          <w:szCs w:val="26"/>
+        </w:rPr>
+        <w:drawing>
+          <wp:inline distT="0" distB="0" distL="0" distR="0" wp14:anchorId="21B25AEE" wp14:editId="3CE34495">
+            <wp:extent cx="5943600" cy="2529205"/>
+            <wp:effectExtent l="0" t="0" r="0" b="4445"/>
+            <wp:docPr id="484015879" name="Picture 1"/>
+            <wp:cNvGraphicFramePr>
+              <a:graphicFrameLocks xmlns:a="http://schemas.openxmlformats.org/drawingml/2006/main" noChangeAspect="1"/>
+            </wp:cNvGraphicFramePr>
+            <a:graphic xmlns:a="http://schemas.openxmlformats.org/drawingml/2006/main">
+              <a:graphicData uri="http://schemas.openxmlformats.org/drawingml/2006/picture">
+                <pic:pic xmlns:pic="http://schemas.openxmlformats.org/drawingml/2006/picture">
+                  <pic:nvPicPr>
+                    <pic:cNvPr id="484015879" name=""/>
+                    <pic:cNvPicPr/>
+                  </pic:nvPicPr>
+                  <pic:blipFill>
+                    <a:blip r:embed="rId12"/>
+                    <a:stretch>
+                      <a:fillRect/>
+                    </a:stretch>
+                  </pic:blipFill>
+                  <pic:spPr>
+                    <a:xfrm>
+                      <a:off x="0" y="0"/>
+                      <a:ext cx="5943600" cy="2529205"/>
+                    </a:xfrm>
+                    <a:prstGeom prst="rect">
+                      <a:avLst/>
+                    </a:prstGeom>
+                  </pic:spPr>
+                </pic:pic>
+              </a:graphicData>
+            </a:graphic>
+          </wp:inline>
+        </w:drawing>
+      </w:r>
+    </w:p>
+    <w:p>
+      <w:pPr>
+        <w:rPr>
+          <w:rFonts w:ascii="Times New Roman" w:hAnsi="Times New Roman" w:cs="Times New Roman"/>
+          <w:b/>
+          <w:bCs/>
+          <w:sz w:val="26"/>
+          <w:szCs w:val="26"/>
+        </w:rPr>
+      </w:pPr>
+    </w:p>
+    <w:p>
+      <w:pPr>
+        <w:rPr>
+          <w:rFonts w:ascii="Times New Roman" w:hAnsi="Times New Roman" w:cs="Times New Roman"/>
+          <w:b/>
+          <w:bCs/>
+          <w:sz w:val="26"/>
+          <w:szCs w:val="26"/>
+        </w:rPr>
+      </w:pPr>
+    </w:p>
+    <w:p>
+      <w:pPr>
+        <w:rPr>
+          <w:rFonts w:ascii="Times New Roman" w:hAnsi="Times New Roman" w:cs="Times New Roman"/>
+          <w:b/>
+          <w:bCs/>
+          <w:sz w:val="26"/>
+          <w:szCs w:val="26"/>
+        </w:rPr>
+      </w:pPr>
+    </w:p>
+    <w:p>
+      <w:pPr>
+        <w:rPr>
+          <w:rFonts w:ascii="Times New Roman" w:hAnsi="Times New Roman" w:cs="Times New Roman"/>
+          <w:b/>
+          <w:bCs/>
+          <w:sz w:val="26"/>
+          <w:szCs w:val="26"/>
+        </w:rPr>
+      </w:pPr>
+      <w:r>
+        <w:rPr>
+          <w:rFonts w:ascii="Times New Roman" w:hAnsi="Times New Roman" w:cs="Times New Roman"/>
+          <w:b/>
+          <w:bCs/>
+          <w:sz w:val="26"/>
+          <w:szCs w:val="26"/>
+        </w:rPr>
+        <w:lastRenderedPageBreak/>
+        <w:t>Bước 5. Mở Event Viewer để kiểm tra bằng giao diện.</w:t>
+      </w:r>
+    </w:p>
+    <w:p>
+      <w:pPr>
+        <w:rPr>
+          <w:rFonts w:ascii="Times New Roman" w:hAnsi="Times New Roman" w:cs="Times New Roman"/>
+          <w:b/>
+          <w:bCs/>
+          <w:sz w:val="26"/>
+          <w:szCs w:val="26"/>
+        </w:rPr>
+      </w:pPr>
+      <w:r>
+        <w:rPr>
+          <w:rFonts w:ascii="Times New Roman" w:hAnsi="Times New Roman" w:cs="Times New Roman"/>
+          <w:b/>
+          <w:bCs/>
+          <w:sz w:val="26"/>
+          <w:szCs w:val="26"/>
+        </w:rPr>
+        <w:drawing>
+          <wp:inline distT="0" distB="0" distL="0" distR="0" wp14:anchorId="7140D3E9" wp14:editId="5D0653C2">
+            <wp:extent cx="5943600" cy="2771775"/>
+            <wp:effectExtent l="0" t="0" r="0" b="9525"/>
+            <wp:docPr id="806102109" name="Picture 1"/>
+            <wp:cNvGraphicFramePr>
+              <a:graphicFrameLocks xmlns:a="http://schemas.openxmlformats.org/drawingml/2006/main" noChangeAspect="1"/>
+            </wp:cNvGraphicFramePr>
+            <a:graphic xmlns:a="http://schemas.openxmlformats.org/drawingml/2006/main">
+              <a:graphicData uri="http://schemas.openxmlformats.org/drawingml/2006/picture">
+                <pic:pic xmlns:pic="http://schemas.openxmlformats.org/drawingml/2006/picture">
+                  <pic:nvPicPr>
+                    <pic:cNvPr id="806102109" name=""/>
+                    <pic:cNvPicPr/>
+                  </pic:nvPicPr>
+                  <pic:blipFill>
+                    <a:blip r:embed="rId13"/>
+                    <a:stretch>
+                      <a:fillRect/>
+                    </a:stretch>
+                  </pic:blipFill>
+                  <pic:spPr>
+                    <a:xfrm>
+                      <a:off x="0" y="0"/>
+                      <a:ext cx="5943600" cy="2771775"/>
+                    </a:xfrm>
+                    <a:prstGeom prst="rect">
+                      <a:avLst/>
+                    </a:prstGeom>
+                  </pic:spPr>
+                </pic:pic>
+              </a:graphicData>
+            </a:graphic>
+          </wp:inline>
+        </w:drawing>
+      </w:r>
+    </w:p>
+    <w:p>
+      <w:pPr>
+        <w:jc w:val="center"/>
+        <w:rPr>
+          <w:rFonts w:ascii="Times New Roman" w:hAnsi="Times New Roman" w:cs="Times New Roman"/>
+          <w:sz w:val="26"/>
+          <w:szCs w:val="26"/>
+        </w:rPr>
+      </w:pPr>
+      <w:r>
+        <w:rPr>
+          <w:rFonts w:ascii="Times New Roman" w:hAnsi="Times New Roman" w:cs="Times New Roman"/>
+          <w:sz w:val="26"/>
+          <w:szCs w:val="26"/>
+        </w:rPr>
+        <w:t>H5_Event4625</w:t>
+      </w:r>
+    </w:p>
+    <w:p>
+      <w:pPr>
+        <w:rPr>
+          <w:rFonts w:ascii="Times New Roman" w:hAnsi="Times New Roman" w:cs="Times New Roman"/>
+          <w:b/>
+          <w:bCs/>
+          <w:sz w:val="26"/>
+          <w:szCs w:val="26"/>
+        </w:rPr>
+      </w:pPr>
+    </w:p>
+    <w:p>
+      <w:pPr>
+        <w:rPr>
+          <w:rFonts w:ascii="Times New Roman" w:hAnsi="Times New Roman" w:cs="Times New Roman"/>
+          <w:b/>
+          <w:bCs/>
+          <w:sz w:val="26"/>
+          <w:szCs w:val="26"/>
+        </w:rPr>
+      </w:pPr>
+      <w:r>
+        <w:rPr>
+          <w:rFonts w:ascii="Times New Roman" w:hAnsi="Times New Roman" w:cs="Times New Roman"/>
+          <w:b/>
+          <w:bCs/>
+          <w:sz w:val="26"/>
+          <w:szCs w:val="26"/>
+        </w:rPr>
+        <w:t>Bước 6. Đổi mật khẩu của lab3user và kiểm chứng</w:t>
+      </w:r>
+    </w:p>
+    <w:p>
+      <w:pPr>
+        <w:rPr>
+          <w:rFonts w:ascii="Times New Roman" w:hAnsi="Times New Roman" w:cs="Times New Roman"/>
+          <w:b/>
+          <w:bCs/>
+          <w:sz w:val="26"/>
+          <w:szCs w:val="26"/>
+        </w:rPr>
+      </w:pPr>
+      <w:r>
+        <w:rPr>
+          <w:rFonts w:ascii="Times New Roman" w:hAnsi="Times New Roman" w:cs="Times New Roman"/>
+          <w:b/>
+          <w:bCs/>
+          <w:sz w:val="26"/>
+          <w:szCs w:val="26"/>
+        </w:rPr>
+        <w:drawing>
+          <wp:inline distT="0" distB="0" distL="0" distR="0" wp14:anchorId="1D554D74" wp14:editId="1F05ECC2">
+            <wp:extent cx="5943600" cy="755015"/>
+            <wp:effectExtent l="0" t="0" r="0" b="6985"/>
+            <wp:docPr id="2143221376" name="Picture 1"/>
+            <wp:cNvGraphicFramePr>
+              <a:graphicFrameLocks xmlns:a="http://schemas.openxmlformats.org/drawingml/2006/main" noChangeAspect="1"/>
+            </wp:cNvGraphicFramePr>
+            <a:graphic xmlns:a="http://schemas.openxmlformats.org/drawingml/2006/main">
+              <a:graphicData uri="http://schemas.openxmlformats.org/drawingml/2006/picture">
+                <pic:pic xmlns:pic="http://schemas.openxmlformats.org/drawingml/2006/picture">
+                  <pic:nvPicPr>
+                    <pic:cNvPr id="2143221376" name=""/>
+                    <pic:cNvPicPr/>
+                  </pic:nvPicPr>
+                  <pic:blipFill>
+                    <a:blip r:embed="rId14"/>
+                    <a:stretch>
+                      <a:fillRect/>
+                    </a:stretch>
+                  </pic:blipFill>
+                  <pic:spPr>
+                    <a:xfrm>
+                      <a:off x="0" y="0"/>
+                      <a:ext cx="5943600" cy="755015"/>
+                    </a:xfrm>
+                    <a:prstGeom prst="rect">
+                      <a:avLst/>
+                    </a:prstGeom>
+                  </pic:spPr>
+                </pic:pic>
+              </a:graphicData>
+            </a:graphic>
+          </wp:inline>
+        </w:drawing>
+      </w:r>
+    </w:p>
+    <w:p>
+      <w:pPr>
+        <w:pStyle w:val="Heading1"/>
+        <w:rPr>
+          <w:rFonts w:ascii="Times New Roman" w:hAnsi="Times New Roman" w:cs="Times New Roman"/>
+          <w:b/>
+          <w:bCs/>
+          <w:color w:val="auto"/>
+          <w:sz w:val="26"/>
+          <w:szCs w:val="26"/>
+        </w:rPr>
+      </w:pPr>
+      <w:r>
+        <w:rPr>
+          <w:rFonts w:ascii="Times New Roman" w:hAnsi="Times New Roman" w:cs="Times New Roman"/>
+          <w:b/>
+          <w:bCs/>
+          <w:color w:val="auto"/>
+          <w:sz w:val="26"/>
+          <w:szCs w:val="26"/>
+        </w:rPr>
+        <w:lastRenderedPageBreak/>
+        <w:t>4. Tình huống 4 – Backdoor: nhận diện persistence và dịch vụ lắng nghe không được phê duyệt</w:t>
+      </w:r>
+    </w:p>
+    <w:p>
+      <w:r>
+        <w:drawing>
+          <wp:inline distT="0" distB="0" distL="0" distR="0" wp14:anchorId="2AB0BBD2" wp14:editId="40F8FEB6">
+            <wp:extent cx="5943600" cy="3091815"/>
+            <wp:effectExtent l="0" t="0" r="0" b="0"/>
+            <wp:docPr id="1936497898" name="Picture 1"/>
+            <wp:cNvGraphicFramePr>
+              <a:graphicFrameLocks xmlns:a="http://schemas.openxmlformats.org/drawingml/2006/main" noChangeAspect="1"/>
+            </wp:cNvGraphicFramePr>
+            <a:graphic xmlns:a="http://schemas.openxmlformats.org/drawingml/2006/main">
+              <a:graphicData uri="http://schemas.openxmlformats.org/drawingml/2006/picture">
+                <pic:pic xmlns:pic="http://schemas.openxmlformats.org/drawingml/2006/picture">
+                  <pic:nvPicPr>
+                    <pic:cNvPr id="1936497898" name=""/>
+                    <pic:cNvPicPr/>
+                  </pic:nvPicPr>
+                  <pic:blipFill>
+                    <a:blip r:embed="rId15"/>
+                    <a:stretch>
+                      <a:fillRect/>
+                    </a:stretch>
+                  </pic:blipFill>
+                  <pic:spPr>
+                    <a:xfrm>
+                      <a:off x="0" y="0"/>
+                      <a:ext cx="5943600" cy="3091815"/>
+                    </a:xfrm>
+                    <a:prstGeom prst="rect">
+                      <a:avLst/>
+                    </a:prstGeom>
+                  </pic:spPr>
+                </pic:pic>
+              </a:graphicData>
+            </a:graphic>
+          </wp:inline>
+        </w:drawing>
+      </w:r>
+    </w:p>
+    <w:p>
+      <w:pPr>
+        <w:jc w:val="center"/>
+      </w:pPr>
+      <w:r>
+        <w:t>H6_Sysmon_Event1</w:t>
       </w:r>
     </w:p>
     <w:sectPr>
@@ -998,6 +2968,57 @@
       <w:spacing w:val="5"/>
     </w:rPr>
   </w:style>
+  <w:style w:type="paragraph" w:styleId="Caption">
+    <w:name w:val="caption"/>
+    <w:basedOn w:val="Normal"/>
+    <w:next w:val="Normal"/>
+    <w:uiPriority w:val="35"/>
+    <w:unhideWhenUsed/>
+    <w:qFormat/>
+    <w:rsid w:val="00962725"/>
+    <w:pPr>
+      <w:spacing w:after="200" w:line="240" w:lineRule="auto"/>
+    </w:pPr>
+    <w:rPr>
+      <w:i/>
+      <w:iCs/>
+      <w:color w:val="0E2841" w:themeColor="text2"/>
+      <w:sz w:val="18"/>
+      <w:szCs w:val="18"/>
+    </w:rPr>
+  </w:style>
+  <w:style w:type="table" w:styleId="TableGrid">
+    <w:name w:val="Table Grid"/>
+    <w:basedOn w:val="TableNormal"/>
+    <w:uiPriority w:val="39"/>
+    <w:rsid w:val="000B66B1"/>
+    <w:pPr>
+      <w:spacing w:after="0" w:line="240" w:lineRule="auto"/>
+    </w:pPr>
+    <w:tblPr>
+      <w:tblBorders>
+        <w:top w:val="single" w:sz="4" w:space="0" w:color="auto"/>
+        <w:left w:val="single" w:sz="4" w:space="0" w:color="auto"/>
+        <w:bottom w:val="single" w:sz="4" w:space="0" w:color="auto"/>
+        <w:right w:val="single" w:sz="4" w:space="0" w:color="auto"/>
+        <w:insideH w:val="single" w:sz="4" w:space="0" w:color="auto"/>
+        <w:insideV w:val="single" w:sz="4" w:space="0" w:color="auto"/>
+      </w:tblBorders>
+    </w:tblPr>
+  </w:style>
+  <w:style w:type="character" w:styleId="HTMLCode">
+    <w:name w:val="HTML Code"/>
+    <w:basedOn w:val="DefaultParagraphFont"/>
+    <w:uiPriority w:val="99"/>
+    <w:semiHidden/>
+    <w:unhideWhenUsed/>
+    <w:rsid w:val="000B66B1"/>
+    <w:rPr>
+      <w:rFonts w:ascii="Courier New" w:eastAsia="Times New Roman" w:hAnsi="Courier New" w:cs="Courier New"/>
+      <w:sz w:val="20"/>
+      <w:szCs w:val="20"/>
+    </w:rPr>
+  </w:style>
 </w:styles>
 </file>
 
@@ -1314,4 +3335,16 @@
     </a:ext>
   </a:extLst>
 </a:theme>
+</file>
+
+<file path=customXml/item1.xml><?xml version="1.0" encoding="utf-8"?>
+<b:Sources xmlns:b="http://schemas.openxmlformats.org/officeDocument/2006/bibliography" xmlns="http://schemas.openxmlformats.org/officeDocument/2006/bibliography" SelectedStyle="\APASixthEditionOfficeOnline.xsl" StyleName="APA" Version="6"/>
+</file>
+
+<file path=customXml/itemProps1.xml><?xml version="1.0" encoding="utf-8"?>
+<ds:datastoreItem xmlns:ds="http://schemas.openxmlformats.org/officeDocument/2006/customXml" ds:itemID="{41CF22B3-2F25-4532-939B-F3EB16CF901A}">
+  <ds:schemaRefs>
+    <ds:schemaRef ds:uri="http://schemas.openxmlformats.org/officeDocument/2006/bibliography"/>
+  </ds:schemaRefs>
+</ds:datastoreItem>
 </file>